--- a/zht/docx/125.content.docx
+++ b/zht/docx/125.content.docx
@@ -465,18 +465,12 @@
           <w:lang w:val="zh_TW" w:bidi="zh_TW"/>
         </w:rPr>
       </w:r>
-      <w:hyperlink r:id="rId13">
-        <w:r>
-          <w:rPr>
-            <w:lang w:val="zh_TW" w:bidi="zh_TW"/>
-          </w:rPr>
-          <w:rPr>
-            <w:color w:val="0000EE"/>
-            <w:u w:val="single"/>
-          </w:rPr>
-          <w:t>創世記12:9</w:t>
-        </w:r>
-      </w:hyperlink>
+      <w:r>
+        <w:rPr>
+          <w:lang w:val="zh_TW" w:bidi="zh_TW"/>
+        </w:rPr>
+        <w:t>創世記12:9</w:t>
+      </w:r>
     </w:p>
     <w:p>
       <w:pPr>
@@ -489,18 +483,12 @@
           <w:lang w:val="zh_TW" w:bidi="zh_TW"/>
         </w:rPr>
       </w:r>
-      <w:hyperlink r:id="rId14">
-        <w:r>
-          <w:rPr>
-            <w:lang w:val="zh_TW" w:bidi="zh_TW"/>
-          </w:rPr>
-          <w:rPr>
-            <w:color w:val="0000EE"/>
-            <w:u w:val="single"/>
-          </w:rPr>
-          <w:t>創世記20:1–3</w:t>
-        </w:r>
-      </w:hyperlink>
+      <w:r>
+        <w:rPr>
+          <w:lang w:val="zh_TW" w:bidi="zh_TW"/>
+        </w:rPr>
+        <w:t>創世記20:1–3</w:t>
+      </w:r>
     </w:p>
     <w:p>
       <w:pPr>
@@ -513,18 +501,12 @@
           <w:lang w:val="zh_TW" w:bidi="zh_TW"/>
         </w:rPr>
       </w:r>
-      <w:hyperlink r:id="rId15">
-        <w:r>
-          <w:rPr>
-            <w:lang w:val="zh_TW" w:bidi="zh_TW"/>
-          </w:rPr>
-          <w:rPr>
-            <w:color w:val="0000EE"/>
-            <w:u w:val="single"/>
-          </w:rPr>
-          <w:t>創世記24:62</w:t>
-        </w:r>
-      </w:hyperlink>
+      <w:r>
+        <w:rPr>
+          <w:lang w:val="zh_TW" w:bidi="zh_TW"/>
+        </w:rPr>
+        <w:t>創世記24:62</w:t>
+      </w:r>
     </w:p>
     <w:p>
       <w:pPr>
@@ -537,18 +519,12 @@
           <w:lang w:val="zh_TW" w:bidi="zh_TW"/>
         </w:rPr>
       </w:r>
-      <w:hyperlink r:id="rId16">
-        <w:r>
-          <w:rPr>
-            <w:lang w:val="zh_TW" w:bidi="zh_TW"/>
-          </w:rPr>
-          <w:rPr>
-            <w:color w:val="0000EE"/>
-            <w:u w:val="single"/>
-          </w:rPr>
-          <w:t>約書亞記3:14–16</w:t>
-        </w:r>
-      </w:hyperlink>
+      <w:r>
+        <w:rPr>
+          <w:lang w:val="zh_TW" w:bidi="zh_TW"/>
+        </w:rPr>
+        <w:t>約書亞記3:14–16</w:t>
+      </w:r>
     </w:p>
     <w:p>
       <w:pPr>
@@ -561,18 +537,12 @@
           <w:lang w:val="zh_TW" w:bidi="zh_TW"/>
         </w:rPr>
       </w:r>
-      <w:hyperlink r:id="rId17">
-        <w:r>
-          <w:rPr>
-            <w:lang w:val="zh_TW" w:bidi="zh_TW"/>
-          </w:rPr>
-          <w:rPr>
-            <w:color w:val="0000EE"/>
-            <w:u w:val="single"/>
-          </w:rPr>
-          <w:t>民數記13:17–20</w:t>
-        </w:r>
-      </w:hyperlink>
+      <w:r>
+        <w:rPr>
+          <w:lang w:val="zh_TW" w:bidi="zh_TW"/>
+        </w:rPr>
+        <w:t>民數記13:17–20</w:t>
+      </w:r>
     </w:p>
     <w:p>
       <w:pPr>
